--- a/Documentación/Diccionarios/Diccionario de Datos BD.docx
+++ b/Documentación/Diccionarios/Diccionario de Datos BD.docx
@@ -12425,7 +12425,7 @@
                 <w:sz w:val="28"/>
                 <w:szCs w:val="28"/>
               </w:rPr>
-              <w:t>Estado de revisión. Valores: 'pendiente' | 'validado' | 'rechazado'.</w:t>
+              <w:t>Estado de revisión. Valores: 'pendiente' | 'aprobado' | 'rechazado'.</w:t>
             </w:r>
           </w:p>
         </w:tc>
